--- a/Requisitos/CSU07 - AlternarPerfil.docx
+++ b/Requisitos/CSU07 - AlternarPerfil.docx
@@ -499,7 +499,31 @@
                 <w:sz w:val="32"/>
                 <w:szCs w:val="32"/>
               </w:rPr>
-              <w:t>Usuário seleciona “Alternar Perfil” no menu</w:t>
+              <w:t>Usuário seleciona “</w:t>
+            </w:r>
+            <w:r>
+              <w:rPr>
+                <w:bCs/>
+                <w:sz w:val="32"/>
+                <w:szCs w:val="32"/>
+              </w:rPr>
+              <w:t>Virar Entregador</w:t>
+            </w:r>
+            <w:r>
+              <w:rPr>
+                <w:bCs/>
+                <w:sz w:val="32"/>
+                <w:szCs w:val="32"/>
+              </w:rPr>
+              <w:t>”</w:t>
+            </w:r>
+            <w:r>
+              <w:rPr>
+                <w:bCs/>
+                <w:sz w:val="32"/>
+                <w:szCs w:val="32"/>
+              </w:rPr>
+              <w:t xml:space="preserve"> /</w:t>
             </w:r>
             <w:r>
               <w:rPr>
@@ -515,6 +539,30 @@
                 <w:sz w:val="32"/>
                 <w:szCs w:val="32"/>
               </w:rPr>
+              <w:t xml:space="preserve">“Virar Solicitante” </w:t>
+            </w:r>
+            <w:r>
+              <w:rPr>
+                <w:bCs/>
+                <w:sz w:val="32"/>
+                <w:szCs w:val="32"/>
+              </w:rPr>
+              <w:t>no menu</w:t>
+            </w:r>
+            <w:r>
+              <w:rPr>
+                <w:bCs/>
+                <w:sz w:val="32"/>
+                <w:szCs w:val="32"/>
+              </w:rPr>
+              <w:t xml:space="preserve"> </w:t>
+            </w:r>
+            <w:r>
+              <w:rPr>
+                <w:bCs/>
+                <w:sz w:val="32"/>
+                <w:szCs w:val="32"/>
+              </w:rPr>
               <w:t>(</w:t>
             </w:r>
             <w:r>
@@ -533,6 +581,15 @@
                 <w:sz w:val="32"/>
                 <w:szCs w:val="32"/>
               </w:rPr>
+              <w:t>1</w:t>
+            </w:r>
+            <w:r>
+              <w:rPr>
+                <w:bCs/>
+                <w:color w:val="FF0000"/>
+                <w:sz w:val="32"/>
+                <w:szCs w:val="32"/>
+              </w:rPr>
               <w:t>4</w:t>
             </w:r>
             <w:r>
@@ -559,7 +616,16 @@
                 <w:sz w:val="32"/>
                 <w:szCs w:val="32"/>
               </w:rPr>
-              <w:t>13</w:t>
+              <w:t>02</w:t>
+            </w:r>
+            <w:r>
+              <w:rPr>
+                <w:bCs/>
+                <w:color w:val="FF0000"/>
+                <w:sz w:val="32"/>
+                <w:szCs w:val="32"/>
+              </w:rPr>
+              <w:t>3</w:t>
             </w:r>
             <w:r>
               <w:rPr>
@@ -598,68 +664,6 @@
                 <w:sz w:val="32"/>
                 <w:szCs w:val="32"/>
               </w:rPr>
-              <w:t>Sistema exibe perfis disponíveis.</w:t>
-            </w:r>
-          </w:p>
-          <w:p>
-            <w:pPr>
-              <w:pStyle w:val="Ttulo2"/>
-              <w:numPr>
-                <w:ilvl w:val="0"/>
-                <w:numId w:val="5"/>
-              </w:numPr>
-              <w:jc w:val="left"/>
-              <w:rPr>
-                <w:bCs/>
-                <w:sz w:val="32"/>
-                <w:szCs w:val="32"/>
-              </w:rPr>
-            </w:pPr>
-            <w:r>
-              <w:rPr>
-                <w:bCs/>
-                <w:sz w:val="32"/>
-                <w:szCs w:val="32"/>
-              </w:rPr>
-              <w:t xml:space="preserve">Usuário </w:t>
-            </w:r>
-            <w:r>
-              <w:rPr>
-                <w:bCs/>
-                <w:sz w:val="32"/>
-                <w:szCs w:val="32"/>
-              </w:rPr>
-              <w:t>clica no</w:t>
-            </w:r>
-            <w:r>
-              <w:rPr>
-                <w:bCs/>
-                <w:sz w:val="32"/>
-                <w:szCs w:val="32"/>
-              </w:rPr>
-              <w:t xml:space="preserve"> o perfil desejado.</w:t>
-            </w:r>
-          </w:p>
-          <w:p>
-            <w:pPr>
-              <w:pStyle w:val="Ttulo2"/>
-              <w:numPr>
-                <w:ilvl w:val="0"/>
-                <w:numId w:val="5"/>
-              </w:numPr>
-              <w:jc w:val="left"/>
-              <w:rPr>
-                <w:bCs/>
-                <w:sz w:val="32"/>
-                <w:szCs w:val="32"/>
-              </w:rPr>
-            </w:pPr>
-            <w:r>
-              <w:rPr>
-                <w:bCs/>
-                <w:sz w:val="32"/>
-                <w:szCs w:val="32"/>
-              </w:rPr>
               <w:t>Sistema troca o contexto e redireciona à tela inicial daquele perfil</w:t>
             </w:r>
             <w:r>
@@ -685,7 +689,16 @@
                 <w:sz w:val="32"/>
                 <w:szCs w:val="32"/>
               </w:rPr>
-              <w:t>Tela_04</w:t>
+              <w:t>Tela_0</w:t>
+            </w:r>
+            <w:r>
+              <w:rPr>
+                <w:bCs/>
+                <w:color w:val="FF0000"/>
+                <w:sz w:val="32"/>
+                <w:szCs w:val="32"/>
+              </w:rPr>
+              <w:t>07</w:t>
             </w:r>
             <w:r>
               <w:rPr>
@@ -702,7 +715,16 @@
                 <w:sz w:val="32"/>
                 <w:szCs w:val="32"/>
               </w:rPr>
-              <w:t>Tela_13</w:t>
+              <w:t>Tela</w:t>
+            </w:r>
+            <w:r>
+              <w:rPr>
+                <w:bCs/>
+                <w:color w:val="FF0000"/>
+                <w:sz w:val="32"/>
+                <w:szCs w:val="32"/>
+              </w:rPr>
+              <w:t>_020</w:t>
             </w:r>
             <w:r>
               <w:rPr>
@@ -933,13 +955,8 @@
               <w:jc w:val="center"/>
             </w:pPr>
             <w:r>
-              <w:t xml:space="preserve">Marcos </w:t>
-            </w:r>
-            <w:proofErr w:type="spellStart"/>
-            <w:r>
-              <w:t>Dósea</w:t>
-            </w:r>
-            <w:proofErr w:type="spellEnd"/>
+              <w:t>Marcos Dósea</w:t>
+            </w:r>
           </w:p>
         </w:tc>
         <w:tc>
@@ -1000,13 +1017,8 @@
               <w:jc w:val="center"/>
             </w:pPr>
             <w:r>
-              <w:t xml:space="preserve">Marcos </w:t>
-            </w:r>
-            <w:proofErr w:type="spellStart"/>
-            <w:r>
-              <w:t>Dósea</w:t>
-            </w:r>
-            <w:proofErr w:type="spellEnd"/>
+              <w:t>Marcos Dósea</w:t>
+            </w:r>
           </w:p>
         </w:tc>
         <w:tc>
@@ -1067,13 +1079,8 @@
               <w:jc w:val="center"/>
             </w:pPr>
             <w:r>
-              <w:t xml:space="preserve">Marcos </w:t>
-            </w:r>
-            <w:proofErr w:type="spellStart"/>
-            <w:r>
-              <w:t>Dósea</w:t>
-            </w:r>
-            <w:proofErr w:type="spellEnd"/>
+              <w:t>Marcos Dósea</w:t>
+            </w:r>
           </w:p>
         </w:tc>
         <w:tc>
@@ -1134,13 +1141,8 @@
               <w:jc w:val="center"/>
             </w:pPr>
             <w:r>
-              <w:t xml:space="preserve">Marcos </w:t>
-            </w:r>
-            <w:proofErr w:type="spellStart"/>
-            <w:r>
-              <w:t>Dósea</w:t>
-            </w:r>
-            <w:proofErr w:type="spellEnd"/>
+              <w:t>Marcos Dósea</w:t>
+            </w:r>
           </w:p>
         </w:tc>
         <w:tc>
@@ -1991,6 +1993,7 @@
   <w:style w:type="character" w:default="1" w:styleId="Fontepargpadro">
     <w:name w:val="Default Paragraph Font"/>
     <w:uiPriority w:val="1"/>
+    <w:semiHidden/>
     <w:unhideWhenUsed/>
   </w:style>
   <w:style w:type="table" w:default="1" w:styleId="Tabelanormal">
